--- a/klagomål/S 777-2025 FSC-klagomål.docx
+++ b/klagomål/S 777-2025 FSC-klagomål.docx
@@ -1473,7 +1473,7 @@
     <w:r>
       <w:tab/>
       <w:tab/>
-      <w:t>2026-09-14</w:t>
+      <w:t>2026-09-15</w:t>
       <w:br/>
       <w:br/>
     </w:r>

--- a/klagomål/S 777-2025 FSC-klagomål.docx
+++ b/klagomål/S 777-2025 FSC-klagomål.docx
@@ -1473,7 +1473,7 @@
     <w:r>
       <w:tab/>
       <w:tab/>
-      <w:t>2026-09-15</w:t>
+      <w:t>2026-09-16</w:t>
       <w:br/>
       <w:br/>
     </w:r>

--- a/klagomål/S 777-2025 FSC-klagomål.docx
+++ b/klagomål/S 777-2025 FSC-klagomål.docx
@@ -1473,7 +1473,7 @@
     <w:r>
       <w:tab/>
       <w:tab/>
-      <w:t>2026-09-16</w:t>
+      <w:t>2026-09-17</w:t>
       <w:br/>
       <w:br/>
     </w:r>

--- a/klagomål/S 777-2025 FSC-klagomål.docx
+++ b/klagomål/S 777-2025 FSC-klagomål.docx
@@ -1473,7 +1473,7 @@
     <w:r>
       <w:tab/>
       <w:tab/>
-      <w:t>2026-09-17</w:t>
+      <w:t>2026-09-18</w:t>
       <w:br/>
       <w:br/>
     </w:r>

--- a/klagomål/S 777-2025 FSC-klagomål.docx
+++ b/klagomål/S 777-2025 FSC-klagomål.docx
@@ -1473,7 +1473,7 @@
     <w:r>
       <w:tab/>
       <w:tab/>
-      <w:t>2026-09-18</w:t>
+      <w:t>2026-09-19</w:t>
       <w:br/>
       <w:br/>
     </w:r>

--- a/klagomål/S 777-2025 FSC-klagomål.docx
+++ b/klagomål/S 777-2025 FSC-klagomål.docx
@@ -1473,7 +1473,7 @@
     <w:r>
       <w:tab/>
       <w:tab/>
-      <w:t>2026-09-19</w:t>
+      <w:t>2026-09-21</w:t>
       <w:br/>
       <w:br/>
     </w:r>

--- a/klagomål/S 777-2025 FSC-klagomål.docx
+++ b/klagomål/S 777-2025 FSC-klagomål.docx
@@ -1473,7 +1473,7 @@
     <w:r>
       <w:tab/>
       <w:tab/>
-      <w:t>2026-09-21</w:t>
+      <w:t>2026-09-23</w:t>
       <w:br/>
       <w:br/>
     </w:r>

--- a/klagomål/S 777-2025 FSC-klagomål.docx
+++ b/klagomål/S 777-2025 FSC-klagomål.docx
@@ -1473,7 +1473,7 @@
     <w:r>
       <w:tab/>
       <w:tab/>
-      <w:t>2026-09-23</w:t>
+      <w:t>2026-09-24</w:t>
       <w:br/>
       <w:br/>
     </w:r>

--- a/klagomål/S 777-2025 FSC-klagomål.docx
+++ b/klagomål/S 777-2025 FSC-klagomål.docx
@@ -1473,7 +1473,7 @@
     <w:r>
       <w:tab/>
       <w:tab/>
-      <w:t>2026-09-24</w:t>
+      <w:t>2026-09-25</w:t>
       <w:br/>
       <w:br/>
     </w:r>

--- a/klagomål/S 777-2025 FSC-klagomål.docx
+++ b/klagomål/S 777-2025 FSC-klagomål.docx
@@ -1473,7 +1473,7 @@
     <w:r>
       <w:tab/>
       <w:tab/>
-      <w:t>2026-09-25</w:t>
+      <w:t>2026-09-26</w:t>
       <w:br/>
       <w:br/>
     </w:r>

--- a/klagomål/S 777-2025 FSC-klagomål.docx
+++ b/klagomål/S 777-2025 FSC-klagomål.docx
@@ -1473,7 +1473,7 @@
     <w:r>
       <w:tab/>
       <w:tab/>
-      <w:t>2026-09-26</w:t>
+      <w:t>2026-09-27</w:t>
       <w:br/>
       <w:br/>
     </w:r>

--- a/klagomål/S 777-2025 FSC-klagomål.docx
+++ b/klagomål/S 777-2025 FSC-klagomål.docx
@@ -1473,7 +1473,7 @@
     <w:r>
       <w:tab/>
       <w:tab/>
-      <w:t>2026-09-27</w:t>
+      <w:t>2026-09-28</w:t>
       <w:br/>
       <w:br/>
     </w:r>

--- a/klagomål/S 777-2025 FSC-klagomål.docx
+++ b/klagomål/S 777-2025 FSC-klagomål.docx
@@ -1473,7 +1473,7 @@
     <w:r>
       <w:tab/>
       <w:tab/>
-      <w:t>2026-09-28</w:t>
+      <w:t>2026-09-29</w:t>
       <w:br/>
       <w:br/>
     </w:r>

--- a/klagomål/S 777-2025 FSC-klagomål.docx
+++ b/klagomål/S 777-2025 FSC-klagomål.docx
@@ -1473,7 +1473,7 @@
     <w:r>
       <w:tab/>
       <w:tab/>
-      <w:t>2026-09-29</w:t>
+      <w:t>2026-09-30</w:t>
       <w:br/>
       <w:br/>
     </w:r>

--- a/klagomål/S 777-2025 FSC-klagomål.docx
+++ b/klagomål/S 777-2025 FSC-klagomål.docx
@@ -1473,7 +1473,7 @@
     <w:r>
       <w:tab/>
       <w:tab/>
-      <w:t>2026-09-30</w:t>
+      <w:t>2026-10-01</w:t>
       <w:br/>
       <w:br/>
     </w:r>

--- a/klagomål/S 777-2025 FSC-klagomål.docx
+++ b/klagomål/S 777-2025 FSC-klagomål.docx
@@ -1473,7 +1473,7 @@
     <w:r>
       <w:tab/>
       <w:tab/>
-      <w:t>2026-10-01</w:t>
+      <w:t>2026-10-02</w:t>
       <w:br/>
       <w:br/>
     </w:r>

--- a/klagomål/S 777-2025 FSC-klagomål.docx
+++ b/klagomål/S 777-2025 FSC-klagomål.docx
@@ -1473,7 +1473,7 @@
     <w:r>
       <w:tab/>
       <w:tab/>
-      <w:t>2026-10-02</w:t>
+      <w:t>2026-10-03</w:t>
       <w:br/>
       <w:br/>
     </w:r>

--- a/klagomål/S 777-2025 FSC-klagomål.docx
+++ b/klagomål/S 777-2025 FSC-klagomål.docx
@@ -1473,7 +1473,7 @@
     <w:r>
       <w:tab/>
       <w:tab/>
-      <w:t>2026-10-03</w:t>
+      <w:t>2026-10-04</w:t>
       <w:br/>
       <w:br/>
     </w:r>

--- a/klagomål/S 777-2025 FSC-klagomål.docx
+++ b/klagomål/S 777-2025 FSC-klagomål.docx
@@ -1473,7 +1473,7 @@
     <w:r>
       <w:tab/>
       <w:tab/>
-      <w:t>2026-10-04</w:t>
+      <w:t>2026-10-05</w:t>
       <w:br/>
       <w:br/>
     </w:r>

--- a/klagomål/S 777-2025 FSC-klagomål.docx
+++ b/klagomål/S 777-2025 FSC-klagomål.docx
@@ -221,7 +221,7 @@
     </w:p>
     <w:p>
       <w:r>
-        <w:t>I och inom 25 meter från samrådsanmälan finns fynd av 30 naturvårdsarter, varav 22 är rödlistade, 6 är fridlysta, 10 är typiska (T) och 6 är signalarter (S): bombmurkla (EN, §8), mosippa (EN, T, §8), ruttaggsvamp (EN), frygisk spindling (VU), gulporig ticka (VU), knärot (VU, T, §8), kopparspindling (VU), lakritsmusseron (VU, T), lammticka (VU), skrovlig taggsvamp (VU), torrmusseron (VU), tvillingspindling (VU), dropptaggsvamp (NT, T), gultoppig fingersvamp (NT), kronskål (NT), mjölsvärting (NT), orange taggsvamp (NT, T), svart taggsvamp (NT), tallfingersvamp (NT), tallkötticka (NT), talltagel (NT, T), talltaggsvamp (NT), grönpyrola (S, T), gullgröppa (S), korallrot (S, T, §8), plattlummer (S, T, §9), spetsvaxing (S), strimspindling (S), kattfot (T) och nattviol (§8). Se Figur 1.</w:t>
+        <w:t>I och inom 25 meter från samrådsanmälan finns fynd av 31 naturvårdsarter, varav 23 är rödlistade, 6 är fridlysta, 10 är typiska (T) och 6 är signalarter (S): bombmurkla (EN, §8), mosippa (EN, T, §8), ruttaggsvamp (EN), frygisk spindling (VU), gulporig ticka (VU), gyllenspindling (VU), knärot (VU, T, §8), kopparspindling (VU), lakritsmusseron (VU, T), lammticka (VU), skrovlig taggsvamp (VU), torrmusseron (VU), tvillingspindling (VU), dropptaggsvamp (NT, T), gultoppig fingersvamp (NT), kronskål (NT), mjölsvärting (NT), orange taggsvamp (NT, T), svart taggsvamp (NT), tallfingersvamp (NT), tallkötticka (NT), talltagel (NT, T), talltaggsvamp (NT), grönpyrola (S, T), gullgröppa (S), korallrot (S, T, §8), plattlummer (S, T, §9), spetsvaxing (S), strimspindling (S), kattfot (T) och nattviol (§8). Se Figur 1.</w:t>
       </w:r>
     </w:p>
     <w:p>
@@ -325,6 +325,17 @@
         <w:rPr>
           <w:b/>
         </w:rPr>
+        <w:t>Gyllenspindling (VU)</w:t>
+      </w:r>
+      <w:r>
+        <w:t xml:space="preserve"> bildar mykorrhiza med gran i ängsgranskog på kalkrik mark, mer sällan med tall i kalktallskog. Minskningstakten uppgår till 30 % inom 50 år och överstiger gränsvärdet för Sårbar (VU) enligt A-kriteriet. Skogsbruk med kalavverkning, markberedning etc. är ogynnsamt för arten. Barrskog på kalkrik mark är en synnerligen skyddsvärd biotop varav fler områden behöver skyddas (SLU Artdatabanken, 2024).</w:t>
+      </w:r>
+    </w:p>
+    <w:p>
+      <w:r>
+        <w:rPr>
+          <w:b/>
+        </w:rPr>
         <w:t>Knärot (VU, §8)</w:t>
       </w:r>
       <w:r>
@@ -369,7 +380,7 @@
     </w:p>
     <w:p>
       <w:r>
-        <w:t>I det samrådsanmälda området finns 14 fyndplatser för knärot registrerade på Artportalen. Figur 2 visar gränserna för buffertzoner på 50 m, som behöver lämnas kring fyndplatserna för att knärotslokalerna inte ska försvinna vid en avverkning. Av det samrådsanmälda området överlappar 7.47 ha med buffertzonerna och får av detta skäl inte avverkas.</w:t>
+        <w:t>I det samrådsanmälda området finns 15 fyndplatser för knärot registrerade på Artportalen. Figur 2 visar gränserna för buffertzoner på 50 m, som behöver lämnas kring fyndplatserna för att knärotslokalerna inte ska försvinna vid en avverkning. Av det samrådsanmälda området överlappar 7.88 ha med buffertzonerna och får av detta skäl inte avverkas.</w:t>
       </w:r>
     </w:p>
     <w:p>
@@ -882,7 +893,7 @@
         <w:rPr>
           <w:i/>
         </w:rPr>
-        <w:t>I det samrådsanmälda skogsområdet har 28 rödlistade arter och signalarter påträffats. Detta ska jämföras med Skogsstyrelsens uppföljning 2017 av nyckelbiotoper som visade att man i genomsnitt hittar 20,6 olika rödlistade arter och signalarter i en nyckelbiotop (Wijk, S. 2017. Biologisk mångfald i nyckelbiotoper – Resultat från inventeringen “Uppföljning biologisk mångfald” 2009–2015. Rapport 4/2017 Skogsstyrelsen, Jönköping).</w:t>
+        <w:t>I det samrådsanmälda skogsområdet har 29 rödlistade arter och signalarter påträffats. Detta ska jämföras med Skogsstyrelsens uppföljning 2017 av nyckelbiotoper som visade att man i genomsnitt hittar 20,6 olika rödlistade arter och signalarter i en nyckelbiotop (Wijk, S. 2017. Biologisk mångfald i nyckelbiotoper – Resultat från inventeringen “Uppföljning biologisk mångfald” 2009–2015. Rapport 4/2017 Skogsstyrelsen, Jönköping).</w:t>
       </w:r>
     </w:p>
     <w:p>
@@ -911,7 +922,7 @@
         <w:rPr>
           <w:i/>
         </w:rPr>
-        <w:t>I det samrådsanmälda skogsområdet har 30 naturvårdsarter varav 22 rödlistade arter sina livsmiljöer och växtplatser.</w:t>
+        <w:t>I det samrådsanmälda skogsområdet har 31 naturvårdsarter varav 23 rödlistade arter sina livsmiljöer och växtplatser.</w:t>
       </w:r>
     </w:p>
     <w:p>
@@ -1473,7 +1484,7 @@
     <w:r>
       <w:tab/>
       <w:tab/>
-      <w:t>2026-10-05</w:t>
+      <w:t>2026-10-06</w:t>
       <w:br/>
       <w:br/>
     </w:r>

--- a/klagomål/S 777-2025 FSC-klagomål.docx
+++ b/klagomål/S 777-2025 FSC-klagomål.docx
@@ -1484,7 +1484,7 @@
     <w:r>
       <w:tab/>
       <w:tab/>
-      <w:t>2026-10-06</w:t>
+      <w:t>2026-10-07</w:t>
       <w:br/>
       <w:br/>
     </w:r>

--- a/klagomål/S 777-2025 FSC-klagomål.docx
+++ b/klagomål/S 777-2025 FSC-klagomål.docx
@@ -1484,7 +1484,7 @@
     <w:r>
       <w:tab/>
       <w:tab/>
-      <w:t>2026-10-07</w:t>
+      <w:t>2026-10-08</w:t>
       <w:br/>
       <w:br/>
     </w:r>

--- a/klagomål/S 777-2025 FSC-klagomål.docx
+++ b/klagomål/S 777-2025 FSC-klagomål.docx
@@ -1484,7 +1484,7 @@
     <w:r>
       <w:tab/>
       <w:tab/>
-      <w:t>2026-10-08</w:t>
+      <w:t>2026-10-09</w:t>
       <w:br/>
       <w:br/>
     </w:r>

--- a/klagomål/S 777-2025 FSC-klagomål.docx
+++ b/klagomål/S 777-2025 FSC-klagomål.docx
@@ -1484,7 +1484,7 @@
     <w:r>
       <w:tab/>
       <w:tab/>
-      <w:t>2026-10-09</w:t>
+      <w:t>2026-10-10</w:t>
       <w:br/>
       <w:br/>
     </w:r>

--- a/klagomål/S 777-2025 FSC-klagomål.docx
+++ b/klagomål/S 777-2025 FSC-klagomål.docx
@@ -1484,7 +1484,7 @@
     <w:r>
       <w:tab/>
       <w:tab/>
-      <w:t>2026-10-10</w:t>
+      <w:t>2026-10-11</w:t>
       <w:br/>
       <w:br/>
     </w:r>

--- a/klagomål/S 777-2025 FSC-klagomål.docx
+++ b/klagomål/S 777-2025 FSC-klagomål.docx
@@ -1484,7 +1484,7 @@
     <w:r>
       <w:tab/>
       <w:tab/>
-      <w:t>2026-10-11</w:t>
+      <w:t>2026-10-12</w:t>
       <w:br/>
       <w:br/>
     </w:r>

--- a/klagomål/S 777-2025 FSC-klagomål.docx
+++ b/klagomål/S 777-2025 FSC-klagomål.docx
@@ -1484,7 +1484,7 @@
     <w:r>
       <w:tab/>
       <w:tab/>
-      <w:t>2026-10-12</w:t>
+      <w:t>2026-10-13</w:t>
       <w:br/>
       <w:br/>
     </w:r>

--- a/klagomål/S 777-2025 FSC-klagomål.docx
+++ b/klagomål/S 777-2025 FSC-klagomål.docx
@@ -1484,7 +1484,7 @@
     <w:r>
       <w:tab/>
       <w:tab/>
-      <w:t>2026-10-13</w:t>
+      <w:t>2026-10-14</w:t>
       <w:br/>
       <w:br/>
     </w:r>

--- a/klagomål/S 777-2025 FSC-klagomål.docx
+++ b/klagomål/S 777-2025 FSC-klagomål.docx
@@ -1484,7 +1484,7 @@
     <w:r>
       <w:tab/>
       <w:tab/>
-      <w:t>2026-10-14</w:t>
+      <w:t>2026-10-15</w:t>
       <w:br/>
       <w:br/>
     </w:r>

--- a/klagomål/S 777-2025 FSC-klagomål.docx
+++ b/klagomål/S 777-2025 FSC-klagomål.docx
@@ -1484,7 +1484,7 @@
     <w:r>
       <w:tab/>
       <w:tab/>
-      <w:t>2026-10-15</w:t>
+      <w:t>2026-10-16</w:t>
       <w:br/>
       <w:br/>
     </w:r>

--- a/klagomål/S 777-2025 FSC-klagomål.docx
+++ b/klagomål/S 777-2025 FSC-klagomål.docx
@@ -1484,7 +1484,7 @@
     <w:r>
       <w:tab/>
       <w:tab/>
-      <w:t>2026-10-16</w:t>
+      <w:t>2026-10-17</w:t>
       <w:br/>
       <w:br/>
     </w:r>

--- a/klagomål/S 777-2025 FSC-klagomål.docx
+++ b/klagomål/S 777-2025 FSC-klagomål.docx
@@ -1484,7 +1484,7 @@
     <w:r>
       <w:tab/>
       <w:tab/>
-      <w:t>2026-10-17</w:t>
+      <w:t>2026-10-18</w:t>
       <w:br/>
       <w:br/>
     </w:r>

--- a/klagomål/S 777-2025 FSC-klagomål.docx
+++ b/klagomål/S 777-2025 FSC-klagomål.docx
@@ -1484,7 +1484,7 @@
     <w:r>
       <w:tab/>
       <w:tab/>
-      <w:t>2026-10-18</w:t>
+      <w:t>2026-10-19</w:t>
       <w:br/>
       <w:br/>
     </w:r>

--- a/klagomål/S 777-2025 FSC-klagomål.docx
+++ b/klagomål/S 777-2025 FSC-klagomål.docx
@@ -1484,7 +1484,7 @@
     <w:r>
       <w:tab/>
       <w:tab/>
-      <w:t>2026-10-19</w:t>
+      <w:t>2026-10-20</w:t>
       <w:br/>
       <w:br/>
     </w:r>

--- a/klagomål/S 777-2025 FSC-klagomål.docx
+++ b/klagomål/S 777-2025 FSC-klagomål.docx
@@ -1484,7 +1484,7 @@
     <w:r>
       <w:tab/>
       <w:tab/>
-      <w:t>2026-10-20</w:t>
+      <w:t>2026-10-21</w:t>
       <w:br/>
       <w:br/>
     </w:r>

--- a/klagomål/S 777-2025 FSC-klagomål.docx
+++ b/klagomål/S 777-2025 FSC-klagomål.docx
@@ -1484,7 +1484,7 @@
     <w:r>
       <w:tab/>
       <w:tab/>
-      <w:t>2026-10-21</w:t>
+      <w:t>2026-10-22</w:t>
       <w:br/>
       <w:br/>
     </w:r>

--- a/klagomål/S 777-2025 FSC-klagomål.docx
+++ b/klagomål/S 777-2025 FSC-klagomål.docx
@@ -1484,7 +1484,7 @@
     <w:r>
       <w:tab/>
       <w:tab/>
-      <w:t>2026-10-22</w:t>
+      <w:t>2026-10-23</w:t>
       <w:br/>
       <w:br/>
     </w:r>

--- a/klagomål/S 777-2025 FSC-klagomål.docx
+++ b/klagomål/S 777-2025 FSC-klagomål.docx
@@ -1484,7 +1484,7 @@
     <w:r>
       <w:tab/>
       <w:tab/>
-      <w:t>2026-10-23</w:t>
+      <w:t>2026-10-24</w:t>
       <w:br/>
       <w:br/>
     </w:r>

--- a/klagomål/S 777-2025 FSC-klagomål.docx
+++ b/klagomål/S 777-2025 FSC-klagomål.docx
@@ -1484,7 +1484,7 @@
     <w:r>
       <w:tab/>
       <w:tab/>
-      <w:t>2026-10-24</w:t>
+      <w:t>2026-10-25</w:t>
       <w:br/>
       <w:br/>
     </w:r>

--- a/klagomål/S 777-2025 FSC-klagomål.docx
+++ b/klagomål/S 777-2025 FSC-klagomål.docx
@@ -1484,7 +1484,7 @@
     <w:r>
       <w:tab/>
       <w:tab/>
-      <w:t>2026-10-25</w:t>
+      <w:t>2026-10-26</w:t>
       <w:br/>
       <w:br/>
     </w:r>

--- a/klagomål/S 777-2025 FSC-klagomål.docx
+++ b/klagomål/S 777-2025 FSC-klagomål.docx
@@ -1484,7 +1484,7 @@
     <w:r>
       <w:tab/>
       <w:tab/>
-      <w:t>2026-10-26</w:t>
+      <w:t>2026-10-27</w:t>
       <w:br/>
       <w:br/>
     </w:r>

--- a/klagomål/S 777-2025 FSC-klagomål.docx
+++ b/klagomål/S 777-2025 FSC-klagomål.docx
@@ -1484,7 +1484,7 @@
     <w:r>
       <w:tab/>
       <w:tab/>
-      <w:t>2026-10-27</w:t>
+      <w:t>2026-10-28</w:t>
       <w:br/>
       <w:br/>
     </w:r>

--- a/klagomål/S 777-2025 FSC-klagomål.docx
+++ b/klagomål/S 777-2025 FSC-klagomål.docx
@@ -1484,7 +1484,7 @@
     <w:r>
       <w:tab/>
       <w:tab/>
-      <w:t>2026-10-28</w:t>
+      <w:t>2026-10-29</w:t>
       <w:br/>
       <w:br/>
     </w:r>

--- a/klagomål/S 777-2025 FSC-klagomål.docx
+++ b/klagomål/S 777-2025 FSC-klagomål.docx
@@ -1484,7 +1484,7 @@
     <w:r>
       <w:tab/>
       <w:tab/>
-      <w:t>2026-10-29</w:t>
+      <w:t>2026-10-31</w:t>
       <w:br/>
       <w:br/>
     </w:r>
